--- a/public/downloads/order-section-16-dismissed-01-05-26-FULL-TRANSCRIPT.docx
+++ b/public/downloads/order-section-16-dismissed-01-05-26-FULL-TRANSCRIPT.docx
@@ -320,51 +320,19 @@
           <w:b/>
           <w:i w:val="0"/>
           <w:color w:val="8B2E2E"/>
-          <w:sz w:val="26"/>
+          <w:sz w:val="32"/>
         </w:rPr>
-        <w:t>Page 1 of 13</w:t>
+        <w:t>BEFORE THE ARBITRAL TRIBUNAL COMPRISING OF THE SOLE ARBITRATOR SENIOR ADV. NITIN SARDESSAI AT PANAJI – GOA</w:t>
       </w:r>
     </w:p>
     <w:p>
       <w:r>
         <w:rPr>
           <w:rFonts w:ascii="Times New Roman" w:hAnsi="Times New Roman" w:eastAsia="Times New Roman"/>
-          <w:b w:val="0"/>
+          <w:b/>
           <w:i w:val="0"/>
-          <w:sz w:val="22"/>
-        </w:rPr>
-        <w:t>BEFORE THE ARBITRAL TRIBUNAL COMPRISING OF</w:t>
-      </w:r>
-    </w:p>
-    <w:p>
-      <w:r>
-        <w:rPr>
-          <w:rFonts w:ascii="Times New Roman" w:hAnsi="Times New Roman" w:eastAsia="Times New Roman"/>
-          <w:b w:val="0"/>
-          <w:i w:val="0"/>
-          <w:sz w:val="22"/>
-        </w:rPr>
-        <w:t xml:space="preserve">              THE SOLE ARBITRATOR SENIOR ADV. NITIN</w:t>
-      </w:r>
-    </w:p>
-    <w:p>
-      <w:r>
-        <w:rPr>
-          <w:rFonts w:ascii="Times New Roman" w:hAnsi="Times New Roman" w:eastAsia="Times New Roman"/>
-          <w:b w:val="0"/>
-          <w:i w:val="0"/>
-          <w:sz w:val="22"/>
-        </w:rPr>
-        <w:t xml:space="preserve">                     SARDESSAI AT PANAJI – GOA</w:t>
-      </w:r>
-    </w:p>
-    <w:p>
-      <w:r>
-        <w:rPr>
-          <w:rFonts w:ascii="Times New Roman" w:hAnsi="Times New Roman" w:eastAsia="Times New Roman"/>
-          <w:b w:val="0"/>
-          <w:i w:val="0"/>
-          <w:sz w:val="22"/>
+          <w:color w:val="8B2E2E"/>
+          <w:sz w:val="26"/>
         </w:rPr>
         <w:t>IN THE MATTER OF:</w:t>
       </w:r>
@@ -377,7 +345,7 @@
           <w:i w:val="0"/>
           <w:sz w:val="22"/>
         </w:rPr>
-        <w:t>VIKRAM SHAH                                           … Claimant</w:t>
+        <w:t>VIKRAM SHAH</w:t>
       </w:r>
     </w:p>
     <w:p>
@@ -388,7 +356,7 @@
           <w:i w:val="0"/>
           <w:sz w:val="22"/>
         </w:rPr>
-        <w:t xml:space="preserve">              V/s.</w:t>
+        <w:t>… Claimant</w:t>
       </w:r>
     </w:p>
     <w:p>
@@ -399,7 +367,7 @@
           <w:i w:val="0"/>
           <w:sz w:val="22"/>
         </w:rPr>
-        <w:t>RIVA TRINDADE &amp; 3 Ors.                                … Respondent</w:t>
+        <w:t>V/s.</w:t>
       </w:r>
     </w:p>
     <w:p>
@@ -409,6 +377,29 @@
           <w:b w:val="0"/>
           <w:i w:val="0"/>
           <w:sz w:val="22"/>
+        </w:rPr>
+        <w:t>RIVA TRINDADE &amp; 3 Ors.</w:t>
+      </w:r>
+    </w:p>
+    <w:p>
+      <w:r>
+        <w:rPr>
+          <w:rFonts w:ascii="Times New Roman" w:hAnsi="Times New Roman" w:eastAsia="Times New Roman"/>
+          <w:b w:val="0"/>
+          <w:i w:val="0"/>
+          <w:sz w:val="22"/>
+        </w:rPr>
+        <w:t>… Respondent</w:t>
+      </w:r>
+    </w:p>
+    <w:p>
+      <w:r>
+        <w:rPr>
+          <w:rFonts w:ascii="Times New Roman" w:hAnsi="Times New Roman" w:eastAsia="Times New Roman"/>
+          <w:b/>
+          <w:i w:val="0"/>
+          <w:color w:val="8B2E2E"/>
+          <w:sz w:val="26"/>
         </w:rPr>
         <w:t>Appearances</w:t>
       </w:r>
@@ -483,11 +474,24 @@
       <w:r>
         <w:rPr>
           <w:rFonts w:ascii="Times New Roman" w:hAnsi="Times New Roman" w:eastAsia="Times New Roman"/>
-          <w:b w:val="0"/>
+          <w:b/>
           <w:i w:val="0"/>
-          <w:sz w:val="22"/>
+          <w:color w:val="8B2E2E"/>
+          <w:sz w:val="26"/>
         </w:rPr>
-        <w:t xml:space="preserve">                      ORDER DATED 1st May, 2026</w:t>
+        <w:t>ORDER DATED 1&lt;sup&gt;st&lt;/sup&gt; May, 2026</w:t>
+      </w:r>
+    </w:p>
+    <w:p>
+      <w:r>
+        <w:rPr>
+          <w:rFonts w:ascii="Times New Roman" w:hAnsi="Times New Roman" w:eastAsia="Times New Roman"/>
+          <w:b/>
+          <w:i w:val="0"/>
+          <w:color w:val="8B2E2E"/>
+          <w:sz w:val="26"/>
+        </w:rPr>
+        <w:t>ORDER DATED 1 st May, 2026</w:t>
       </w:r>
     </w:p>
     <w:p>
@@ -498,7 +502,7 @@
           <w:i w:val="0"/>
           <w:sz w:val="22"/>
         </w:rPr>
-        <w:t>1.     This Order shall dispose of Application under Section 16 of the</w:t>
+        <w:t>1. This Order shall dispose of Application under Section 16 of the</w:t>
       </w:r>
     </w:p>
     <w:p>
@@ -509,7 +513,7 @@
           <w:i w:val="0"/>
           <w:sz w:val="22"/>
         </w:rPr>
-        <w:t xml:space="preserve">       Arbitration &amp; Conciliation Act, 1996 dated 14.03.2026 filed by the</w:t>
+        <w:t>Arbitration &amp; Conciliation Act, 1996 dated 14.03.2026 filed by the</w:t>
       </w:r>
     </w:p>
     <w:p>
@@ -520,20 +524,7 @@
           <w:i w:val="0"/>
           <w:sz w:val="22"/>
         </w:rPr>
-        <w:t xml:space="preserve">       Respondent No.2 calling in question the arbitrability of the dispute</w:t>
-      </w:r>
-    </w:p>
-    <w:p/>
-    <w:p>
-      <w:r>
-        <w:rPr>
-          <w:rFonts w:ascii="Times New Roman" w:hAnsi="Times New Roman" w:eastAsia="Times New Roman"/>
-          <w:b/>
-          <w:i w:val="0"/>
-          <w:color w:val="8B2E2E"/>
-          <w:sz w:val="26"/>
-        </w:rPr>
-        <w:t>Page 2 of 13</w:t>
+        <w:t>Respondent No.2 calling in question the arbitrability of the dispute referred to this Tribunal and / or the jurisdiction of this Tribunal</w:t>
       </w:r>
     </w:p>
     <w:p>
@@ -544,7 +535,7 @@
           <w:i w:val="0"/>
           <w:sz w:val="22"/>
         </w:rPr>
-        <w:t>referred to this Tribunal and / or the jurisdiction of this Tribunal</w:t>
+        <w:t>to decide the dispute referred to it by Order dated  07.08.2024</w:t>
       </w:r>
     </w:p>
     <w:p>
@@ -555,7 +546,7 @@
           <w:i w:val="0"/>
           <w:sz w:val="22"/>
         </w:rPr>
-        <w:t xml:space="preserve">     to decide the dispute referred to it by Order dated 07.08.2024</w:t>
+        <w:t>passed  by  the  Hon’ble  High  Court  of  Bombay  at  Goa  in</w:t>
       </w:r>
     </w:p>
     <w:p>
@@ -566,7 +557,7 @@
           <w:i w:val="0"/>
           <w:sz w:val="22"/>
         </w:rPr>
-        <w:t xml:space="preserve">     passed by the Hon’ble High Court of Bombay at Goa in</w:t>
+        <w:t>Application for Appointment of Arbitrator No. 13 of 2024.</w:t>
       </w:r>
     </w:p>
     <w:p>
@@ -577,7 +568,7 @@
           <w:i w:val="0"/>
           <w:sz w:val="22"/>
         </w:rPr>
-        <w:t xml:space="preserve">     Application for Appointment of Arbitrator No. 13 of 2024.</w:t>
+        <w:t>2. It is the case of the Respondent No.2 that the claim of the original</w:t>
       </w:r>
     </w:p>
     <w:p>
@@ -588,7 +579,7 @@
           <w:i w:val="0"/>
           <w:sz w:val="22"/>
         </w:rPr>
-        <w:t>2.   It is the case of the Respondent No.2 that the claim of the original</w:t>
+        <w:t>Claimant is a claim in rem as the dispute requires determination of</w:t>
       </w:r>
     </w:p>
     <w:p>
@@ -599,7 +590,7 @@
           <w:i w:val="0"/>
           <w:sz w:val="22"/>
         </w:rPr>
-        <w:t xml:space="preserve">     Claimant is a claim in rem as the dispute requires determination of</w:t>
+        <w:t>title, character, status and rights of the parties to the  subject</w:t>
       </w:r>
     </w:p>
     <w:p>
@@ -610,7 +601,7 @@
           <w:i w:val="0"/>
           <w:sz w:val="22"/>
         </w:rPr>
-        <w:t xml:space="preserve">     title, character, status and rights of the parties to the subject</w:t>
+        <w:t>Property and as such is non-arbitrable by any forum other than a</w:t>
       </w:r>
     </w:p>
     <w:p>
@@ -621,7 +612,7 @@
           <w:i w:val="0"/>
           <w:sz w:val="22"/>
         </w:rPr>
-        <w:t xml:space="preserve">     Property and as such is non-arbitrable by any forum other than a</w:t>
+        <w:t>civil court of competent jurisdiction. It is also argued that the</w:t>
       </w:r>
     </w:p>
     <w:p>
@@ -632,7 +623,7 @@
           <w:i w:val="0"/>
           <w:sz w:val="22"/>
         </w:rPr>
-        <w:t xml:space="preserve">     civil court of competent jurisdiction. It is also argued that the</w:t>
+        <w:t>Respondent No.2 is not an heir of late Shri Pascoale Trinidade. That</w:t>
       </w:r>
     </w:p>
     <w:p>
@@ -643,7 +634,7 @@
           <w:i w:val="0"/>
           <w:sz w:val="22"/>
         </w:rPr>
-        <w:t xml:space="preserve">     Respondent No.2 is not an heir of late Shri Pascoale Trinidade. That</w:t>
+        <w:t>she being a moiety was not party to the Articles of Association</w:t>
       </w:r>
     </w:p>
     <w:p>
@@ -654,7 +645,7 @@
           <w:i w:val="0"/>
           <w:sz w:val="22"/>
         </w:rPr>
-        <w:t xml:space="preserve">     she being a moiety was not party to the Articles of Association</w:t>
+        <w:t>dated 01.04.2013, and as such, Respondent No.2 cannot be bound</w:t>
       </w:r>
     </w:p>
     <w:p>
@@ -665,7 +656,7 @@
           <w:i w:val="0"/>
           <w:sz w:val="22"/>
         </w:rPr>
-        <w:t xml:space="preserve">     dated 01.04.2013, and as such, Respondent No.2 cannot be bound</w:t>
+        <w:t>by these arbitration proceedings.</w:t>
       </w:r>
     </w:p>
     <w:p>
@@ -676,7 +667,7 @@
           <w:i w:val="0"/>
           <w:sz w:val="22"/>
         </w:rPr>
-        <w:t xml:space="preserve">     by these arbitration proceedings.</w:t>
+        <w:t>3. The said Application has been replied to by the original Claimant</w:t>
       </w:r>
     </w:p>
     <w:p>
@@ -687,7 +678,7 @@
           <w:i w:val="0"/>
           <w:sz w:val="22"/>
         </w:rPr>
-        <w:t>3.   The said Application has been replied to by the original Claimant</w:t>
+        <w:t>by filing Reply dated 10.04.2026 and original Respondent no.4 vide</w:t>
       </w:r>
     </w:p>
     <w:p>
@@ -698,7 +689,7 @@
           <w:i w:val="0"/>
           <w:sz w:val="22"/>
         </w:rPr>
-        <w:t xml:space="preserve">     by filing Reply dated 10.04.2026 and original Respondent no.4 vide</w:t>
+        <w:t>Reply sworn on 08.04.2026.</w:t>
       </w:r>
     </w:p>
     <w:p>
@@ -709,7 +700,7 @@
           <w:i w:val="0"/>
           <w:sz w:val="22"/>
         </w:rPr>
-        <w:t xml:space="preserve">     Reply sworn on 08.04.2026.</w:t>
+        <w:t>4. It is the objection of the Respondent No.4 that there is gross delay</w:t>
       </w:r>
     </w:p>
     <w:p>
@@ -720,7 +711,7 @@
           <w:i w:val="0"/>
           <w:sz w:val="22"/>
         </w:rPr>
-        <w:t>4.   It is the objection of the Respondent No.4 that there is gross delay</w:t>
+        <w:t>sans any justification for the same in filing the Application under</w:t>
       </w:r>
     </w:p>
     <w:p>
@@ -731,7 +722,7 @@
           <w:i w:val="0"/>
           <w:sz w:val="22"/>
         </w:rPr>
-        <w:t xml:space="preserve">     sans any justification for the same in filing the Application under</w:t>
+        <w:t>Section 16 and that a plea that the Arbitral Tribunal has no jurisdiction has to be raised not later than submission of the</w:t>
       </w:r>
     </w:p>
     <w:p>
@@ -742,20 +733,7 @@
           <w:i w:val="0"/>
           <w:sz w:val="22"/>
         </w:rPr>
-        <w:t xml:space="preserve">     Section 16 and that a plea that the Arbitral Tribunal has no</w:t>
-      </w:r>
-    </w:p>
-    <w:p/>
-    <w:p>
-      <w:r>
-        <w:rPr>
-          <w:rFonts w:ascii="Times New Roman" w:hAnsi="Times New Roman" w:eastAsia="Times New Roman"/>
-          <w:b/>
-          <w:i w:val="0"/>
-          <w:color w:val="8B2E2E"/>
-          <w:sz w:val="26"/>
-        </w:rPr>
-        <w:t>Page 3 of 13</w:t>
+        <w:t>statement of defence in terms of Section 16(2). It is further pleaded</w:t>
       </w:r>
     </w:p>
     <w:p>
@@ -766,7 +744,7 @@
           <w:i w:val="0"/>
           <w:sz w:val="22"/>
         </w:rPr>
-        <w:t>jurisdiction has to be raised not later than submission of the</w:t>
+        <w:t>that  the  original  Respondent  No.2  i.e.  the  Applicant  herein</w:t>
       </w:r>
     </w:p>
     <w:p>
@@ -777,7 +755,7 @@
           <w:i w:val="0"/>
           <w:sz w:val="22"/>
         </w:rPr>
-        <w:t xml:space="preserve">     statement of defence in terms of Section 16(2). It is further pleaded</w:t>
+        <w:t>alongwith original Respondent Nos. 1 and 3 has acquiescenced</w:t>
       </w:r>
     </w:p>
     <w:p>
@@ -788,7 +766,7 @@
           <w:i w:val="0"/>
           <w:sz w:val="22"/>
         </w:rPr>
-        <w:t xml:space="preserve">     that the original Respondent No.2 i.e. the Applicant herein</w:t>
+        <w:t>and consented to the jurisdiction of this Tribunal by participating</w:t>
       </w:r>
     </w:p>
     <w:p>
@@ -799,7 +777,7 @@
           <w:i w:val="0"/>
           <w:sz w:val="22"/>
         </w:rPr>
-        <w:t xml:space="preserve">     alongwith original Respondent Nos. 1 and 3 has acquiescenced</w:t>
+        <w:t>in the proceedings before it including by filing an Application</w:t>
       </w:r>
     </w:p>
     <w:p>
@@ -810,7 +788,7 @@
           <w:i w:val="0"/>
           <w:sz w:val="22"/>
         </w:rPr>
-        <w:t xml:space="preserve">     and consented to the jurisdiction of this Tribunal by participating</w:t>
+        <w:t>under Section 17. In short, they have pleaded waiver on the part of</w:t>
       </w:r>
     </w:p>
     <w:p>
@@ -821,7 +799,7 @@
           <w:i w:val="0"/>
           <w:sz w:val="22"/>
         </w:rPr>
-        <w:t xml:space="preserve">     in the proceedings before it including by filing an Application</w:t>
+        <w:t>the Respondent No.2.</w:t>
       </w:r>
     </w:p>
     <w:p>
@@ -832,7 +810,7 @@
           <w:i w:val="0"/>
           <w:sz w:val="22"/>
         </w:rPr>
-        <w:t xml:space="preserve">     under Section 17. In short, they have pleaded waiver on the part of</w:t>
+        <w:t>5. The oral arguments of all the parties concerned were heard on</w:t>
       </w:r>
     </w:p>
     <w:p>
@@ -843,7 +821,7 @@
           <w:i w:val="0"/>
           <w:sz w:val="22"/>
         </w:rPr>
-        <w:t xml:space="preserve">     the Respondent No.2.</w:t>
+        <w:t>10.04.2026. On the conclusion of the same, the Respondent No.2</w:t>
       </w:r>
     </w:p>
     <w:p>
@@ -854,7 +832,7 @@
           <w:i w:val="0"/>
           <w:sz w:val="22"/>
         </w:rPr>
-        <w:t>5.   The oral arguments of all the parties concerned were heard on</w:t>
+        <w:t>desired to file written submissions. The Respondent No.4 also</w:t>
       </w:r>
     </w:p>
     <w:p>
@@ -865,7 +843,7 @@
           <w:i w:val="0"/>
           <w:sz w:val="22"/>
         </w:rPr>
-        <w:t xml:space="preserve">     10.04.2026. On the conclusion of the same, the Respondent No.2</w:t>
+        <w:t>undertook to file written submission / synopsis thereafter. The</w:t>
       </w:r>
     </w:p>
     <w:p>
@@ -876,7 +854,7 @@
           <w:i w:val="0"/>
           <w:sz w:val="22"/>
         </w:rPr>
-        <w:t xml:space="preserve">     desired to file written submissions. The Respondent No.4 also</w:t>
+        <w:t>same was granted by the  Tribunal. However, by email dated</w:t>
       </w:r>
     </w:p>
     <w:p>
@@ -887,7 +865,7 @@
           <w:i w:val="0"/>
           <w:sz w:val="22"/>
         </w:rPr>
-        <w:t xml:space="preserve">     undertook to file written submission / synopsis thereafter. The</w:t>
+        <w:t>21.04.2026, the Respondent No.2 through their lawyer requested</w:t>
       </w:r>
     </w:p>
     <w:p>
@@ -898,7 +876,7 @@
           <w:i w:val="0"/>
           <w:sz w:val="22"/>
         </w:rPr>
-        <w:t xml:space="preserve">     same was granted by the Tribunal. However, by email dated</w:t>
+        <w:t>for further time to file the same. The written synopsis was</w:t>
       </w:r>
     </w:p>
     <w:p>
@@ -909,7 +887,7 @@
           <w:i w:val="0"/>
           <w:sz w:val="22"/>
         </w:rPr>
-        <w:t xml:space="preserve">     21.04.2026, the Respondent No.2 through their lawyer requested</w:t>
+        <w:t>ultimately filed on  23.04.2026. In view of the extension of time</w:t>
       </w:r>
     </w:p>
     <w:p>
@@ -920,7 +898,7 @@
           <w:i w:val="0"/>
           <w:sz w:val="22"/>
         </w:rPr>
-        <w:t xml:space="preserve">     for further time to file the same. The written synopsis was</w:t>
+        <w:t>which was acceded to by this Tribunal, the time for written</w:t>
       </w:r>
     </w:p>
     <w:p>
@@ -931,7 +909,7 @@
           <w:i w:val="0"/>
           <w:sz w:val="22"/>
         </w:rPr>
-        <w:t xml:space="preserve">     ultimately filed on 23.04.2026. In view of the extension of time</w:t>
+        <w:t>arguments in reply by the original Respondent No.4 was also</w:t>
       </w:r>
     </w:p>
     <w:p>
@@ -942,44 +920,10 @@
           <w:i w:val="0"/>
           <w:sz w:val="22"/>
         </w:rPr>
-        <w:t xml:space="preserve">     which was acceded to by this Tribunal, the time for written</w:t>
-      </w:r>
-    </w:p>
-    <w:p>
-      <w:r>
-        <w:rPr>
-          <w:rFonts w:ascii="Times New Roman" w:hAnsi="Times New Roman" w:eastAsia="Times New Roman"/>
-          <w:b w:val="0"/>
-          <w:i w:val="0"/>
-          <w:sz w:val="22"/>
-        </w:rPr>
-        <w:t xml:space="preserve">     arguments in reply by the original Respondent No.4 was also</w:t>
-      </w:r>
-    </w:p>
-    <w:p>
-      <w:r>
-        <w:rPr>
-          <w:rFonts w:ascii="Times New Roman" w:hAnsi="Times New Roman" w:eastAsia="Times New Roman"/>
-          <w:b w:val="0"/>
-          <w:i w:val="0"/>
-          <w:sz w:val="22"/>
-        </w:rPr>
-        <w:t xml:space="preserve">     extended. The same came to be filed on 28.04.2026. The original</w:t>
+        <w:t>extended. The same came to be filed on  28.04.2026. The original</w:t>
       </w:r>
     </w:p>
     <w:p/>
-    <w:p>
-      <w:r>
-        <w:rPr>
-          <w:rFonts w:ascii="Times New Roman" w:hAnsi="Times New Roman" w:eastAsia="Times New Roman"/>
-          <w:b/>
-          <w:i w:val="0"/>
-          <w:color w:val="8B2E2E"/>
-          <w:sz w:val="26"/>
-        </w:rPr>
-        <w:t>Page 4 of 13</w:t>
-      </w:r>
-    </w:p>
     <w:p>
       <w:r>
         <w:rPr>
@@ -999,7 +943,7 @@
           <w:i w:val="0"/>
           <w:sz w:val="22"/>
         </w:rPr>
-        <w:t xml:space="preserve">     submissions would be filed on their behalf.</w:t>
+        <w:t>submissions would be filed on their behalf.</w:t>
       </w:r>
     </w:p>
     <w:p>
@@ -1010,7 +954,7 @@
           <w:i w:val="0"/>
           <w:sz w:val="22"/>
         </w:rPr>
-        <w:t>6.   Oral arguments were heard on behalf of all the parties through</w:t>
+        <w:t>6. Oral arguments were heard on behalf of all the parties through</w:t>
       </w:r>
     </w:p>
     <w:p>
@@ -1021,7 +965,7 @@
           <w:i w:val="0"/>
           <w:sz w:val="22"/>
         </w:rPr>
-        <w:t xml:space="preserve">     their respective Counsel. Mr. Shivan Dessai on behalf of</w:t>
+        <w:t>their respective Counsel. Mr. Shivan Dessai on behalf of</w:t>
       </w:r>
     </w:p>
     <w:p>
@@ -1032,7 +976,7 @@
           <w:i w:val="0"/>
           <w:sz w:val="22"/>
         </w:rPr>
-        <w:t xml:space="preserve">     Respondent No.2 submitted that the claim raised is not arbitrable</w:t>
+        <w:t>Respondent No.2 submitted that the claim raised is not arbitrable</w:t>
       </w:r>
     </w:p>
     <w:p>
@@ -1043,7 +987,7 @@
           <w:i w:val="0"/>
           <w:sz w:val="22"/>
         </w:rPr>
-        <w:t xml:space="preserve">     as it essentially requires this Tribunal to decide title of the parties</w:t>
+        <w:t>as it essentially requires this Tribunal to decide title of the parties</w:t>
       </w:r>
     </w:p>
     <w:p>
@@ -1054,7 +998,7 @@
           <w:i w:val="0"/>
           <w:sz w:val="22"/>
         </w:rPr>
-        <w:t xml:space="preserve">     to the suit property. Consequently, making it a declaration in rem.</w:t>
+        <w:t>to the suit property. Consequently, making it a declaration in rem.</w:t>
       </w:r>
     </w:p>
     <w:p>
@@ -1065,7 +1009,7 @@
           <w:i w:val="0"/>
           <w:sz w:val="22"/>
         </w:rPr>
-        <w:t xml:space="preserve">     Mr. Dessai cited Vidya Drolia v. Durga Trading Corporation</w:t>
+        <w:t>Mr. Dessai cited Vidya Drolia v. Durga Trading Corporation</w:t>
       </w:r>
     </w:p>
     <w:p>
@@ -1076,7 +1020,7 @@
           <w:i w:val="0"/>
           <w:sz w:val="22"/>
         </w:rPr>
-        <w:t xml:space="preserve">     (2021) 2 SCC 1 ; Vishram Prabat v. M/s. Shruti Builders &amp; Ors 1999</w:t>
+        <w:t>(2021) 2 SCC 1; Vishram Prabat v. M/s. Shruti Builders &amp; Ors 1999</w:t>
       </w:r>
     </w:p>
     <w:p>
@@ -1087,7 +1031,7 @@
           <w:i w:val="0"/>
           <w:sz w:val="22"/>
         </w:rPr>
-        <w:t xml:space="preserve">     SCCOnline Bom 434 ; Bharat Sanchar Nigam Ltd. &amp; Anr. v.</w:t>
+        <w:t>SCCOnline Bom 434 ; Bharat Sanchar Nigam Ltd. &amp; Anr. v.</w:t>
       </w:r>
     </w:p>
     <w:p>
@@ -1098,7 +1042,7 @@
           <w:i w:val="0"/>
           <w:sz w:val="22"/>
         </w:rPr>
-        <w:t xml:space="preserve">     Motorola India Pvt. Ltd., (2009) 2 SCC 337 authorities to buttress</w:t>
+        <w:t>Motorola India Pvt. Ltd., (2009) 2 SCC 337 authorities to buttress</w:t>
       </w:r>
     </w:p>
     <w:p>
@@ -1109,7 +1053,7 @@
           <w:i w:val="0"/>
           <w:sz w:val="22"/>
         </w:rPr>
-        <w:t xml:space="preserve">     the proposition that an arbitrator lacks jurisdiction to decide an</w:t>
+        <w:t>the proposition that an arbitrator lacks jurisdiction to decide an</w:t>
       </w:r>
     </w:p>
     <w:p>
@@ -1120,7 +1064,7 @@
           <w:i w:val="0"/>
           <w:sz w:val="22"/>
         </w:rPr>
-        <w:t xml:space="preserve">     issue in rem. Mr. Dessai also argued that the application filed under</w:t>
+        <w:t>issue in rem. Mr. Dessai also argued that the application filed under</w:t>
       </w:r>
     </w:p>
     <w:p>
@@ -1131,7 +1075,7 @@
           <w:i w:val="0"/>
           <w:sz w:val="22"/>
         </w:rPr>
-        <w:t xml:space="preserve">     Section 16 is by the wife of late Shri Pascoale Trinidade and is a</w:t>
+        <w:t>Section 16 is by the wife of late Shri Pascoale Trinidade and is a</w:t>
       </w:r>
     </w:p>
     <w:p>
@@ -1142,7 +1086,7 @@
           <w:i w:val="0"/>
           <w:sz w:val="22"/>
         </w:rPr>
-        <w:t xml:space="preserve">     moiety. The Respondent No.2 not being a party nor a signatory to</w:t>
+        <w:t>moiety. The Respondent No.2 not being a party nor a signatory to</w:t>
       </w:r>
     </w:p>
     <w:p>
@@ -1153,7 +1097,7 @@
           <w:i w:val="0"/>
           <w:sz w:val="22"/>
         </w:rPr>
-        <w:t xml:space="preserve">     the arbitration agreement as found in Articles of Association dated</w:t>
+        <w:t>the arbitration agreement as found in Articles of Association dated</w:t>
       </w:r>
     </w:p>
     <w:p>
@@ -1164,7 +1108,7 @@
           <w:i w:val="0"/>
           <w:sz w:val="22"/>
         </w:rPr>
-        <w:t xml:space="preserve">     01.04.2013 (“AOA”) is not bound by the arbitration, and in any case</w:t>
+        <w:t>01.04.2013 (“AOA”) is not bound by the arbitration, and in any case</w:t>
       </w:r>
     </w:p>
     <w:p>
@@ -1175,7 +1119,7 @@
           <w:i w:val="0"/>
           <w:sz w:val="22"/>
         </w:rPr>
-        <w:t xml:space="preserve">     the terms of the said AOA are not binding on her. In the course of</w:t>
+        <w:t>the terms of the said AOA are not binding on her. In the course of</w:t>
       </w:r>
     </w:p>
     <w:p>
@@ -1186,7 +1130,7 @@
           <w:i w:val="0"/>
           <w:sz w:val="22"/>
         </w:rPr>
-        <w:t xml:space="preserve">     the oral arguments, a notice dated 28.02.2024 was produced on</w:t>
+        <w:t>the oral arguments, a notice dated 28.02.2024 was produced on</w:t>
       </w:r>
     </w:p>
     <w:p>
@@ -1197,20 +1141,7 @@
           <w:i w:val="0"/>
           <w:sz w:val="22"/>
         </w:rPr>
-        <w:t xml:space="preserve">     record to show the invocation of the arbitration. The said notice</w:t>
-      </w:r>
-    </w:p>
-    <w:p/>
-    <w:p>
-      <w:r>
-        <w:rPr>
-          <w:rFonts w:ascii="Times New Roman" w:hAnsi="Times New Roman" w:eastAsia="Times New Roman"/>
-          <w:b/>
-          <w:i w:val="0"/>
-          <w:color w:val="8B2E2E"/>
-          <w:sz w:val="26"/>
-        </w:rPr>
-        <w:t>Page 5 of 13</w:t>
+        <w:t>record to show the invocation of the arbitration. The said notice was taken on record although it did not form part of the original</w:t>
       </w:r>
     </w:p>
     <w:p>
@@ -1221,7 +1152,7 @@
           <w:i w:val="0"/>
           <w:sz w:val="22"/>
         </w:rPr>
-        <w:t>was taken on record although it did not form part of the original</w:t>
+        <w:t>record. The same was pursuant to No-Objection being given by the</w:t>
       </w:r>
     </w:p>
     <w:p>
@@ -1232,7 +1163,7 @@
           <w:i w:val="0"/>
           <w:sz w:val="22"/>
         </w:rPr>
-        <w:t xml:space="preserve">     record. The same was pursuant to No-Objection being given by the</w:t>
+        <w:t>other parties.</w:t>
       </w:r>
     </w:p>
     <w:p>
@@ -1243,7 +1174,7 @@
           <w:i w:val="0"/>
           <w:sz w:val="22"/>
         </w:rPr>
-        <w:t xml:space="preserve">     other parties.</w:t>
+        <w:t>7. Mr. Kotwal, appearing on behalf of the Respondent No.4, had</w:t>
       </w:r>
     </w:p>
     <w:p>
@@ -1254,7 +1185,7 @@
           <w:i w:val="0"/>
           <w:sz w:val="22"/>
         </w:rPr>
-        <w:t>7.   Mr. Kotwal, appearing on behalf of the Respondent No.4, had</w:t>
+        <w:t>considerable quarrel with the application under Section 16, and</w:t>
       </w:r>
     </w:p>
     <w:p>
@@ -1265,7 +1196,7 @@
           <w:i w:val="0"/>
           <w:sz w:val="22"/>
         </w:rPr>
-        <w:t xml:space="preserve">     considerable quarrel with the application under Section 16, and</w:t>
+        <w:t>objected to the same being filed at a belated stage. He argued that</w:t>
       </w:r>
     </w:p>
     <w:p>
@@ -1276,7 +1207,7 @@
           <w:i w:val="0"/>
           <w:sz w:val="22"/>
         </w:rPr>
-        <w:t xml:space="preserve">     objected to the same being filed at a belated stage. He argued that</w:t>
+        <w:t>there was no justification to file such an application at a very late</w:t>
       </w:r>
     </w:p>
     <w:p>
@@ -1287,7 +1218,7 @@
           <w:i w:val="0"/>
           <w:sz w:val="22"/>
         </w:rPr>
-        <w:t xml:space="preserve">     there was no justification to file such an application at a very late</w:t>
+        <w:t>stage, in the absence of non-arbitrability, having not been raised as</w:t>
       </w:r>
     </w:p>
     <w:p>
@@ -1298,7 +1229,7 @@
           <w:i w:val="0"/>
           <w:sz w:val="22"/>
         </w:rPr>
-        <w:t xml:space="preserve">     stage, in the absence of non-arbitrability, having not been raised as</w:t>
+        <w:t>an objection  at the time the  Statement of Defence was first</w:t>
       </w:r>
     </w:p>
     <w:p>
@@ -1309,7 +1240,7 @@
           <w:i w:val="0"/>
           <w:sz w:val="22"/>
         </w:rPr>
-        <w:t xml:space="preserve">     an objection at the time the Statement of Defence was first</w:t>
+        <w:t>presented. He laboured enough to demonstrate the conduct of the</w:t>
       </w:r>
     </w:p>
     <w:p>
@@ -1320,7 +1251,7 @@
           <w:i w:val="0"/>
           <w:sz w:val="22"/>
         </w:rPr>
-        <w:t xml:space="preserve">     presented. He laboured enough to demonstrate the conduct of the</w:t>
+        <w:t>Respondent No.2 as also 1 and 3, in the course of these arbitration</w:t>
       </w:r>
     </w:p>
     <w:p>
@@ -1331,7 +1262,7 @@
           <w:i w:val="0"/>
           <w:sz w:val="22"/>
         </w:rPr>
-        <w:t xml:space="preserve">     Respondent No.2 as also 1 and 3, in the course of these arbitration</w:t>
+        <w:t>proceedings, and submitted that it was a clear case of waiver and</w:t>
       </w:r>
     </w:p>
     <w:p>
@@ -1342,7 +1273,7 @@
           <w:i w:val="0"/>
           <w:sz w:val="22"/>
         </w:rPr>
-        <w:t xml:space="preserve">     proceedings, and submitted that it was a clear case of waiver and</w:t>
+        <w:t>acquiescence. In reply to the submission on the aspect  of nonarbitrability of the dispute, he argued that the dispute does not call</w:t>
       </w:r>
     </w:p>
     <w:p>
@@ -1353,7 +1284,7 @@
           <w:i w:val="0"/>
           <w:sz w:val="22"/>
         </w:rPr>
-        <w:t xml:space="preserve">     acquiescence. In reply to the submission on the aspect of non-</w:t>
+        <w:t>for a decision in rem as it is entirely between the parties to this</w:t>
       </w:r>
     </w:p>
     <w:p>
@@ -1364,7 +1295,7 @@
           <w:i w:val="0"/>
           <w:sz w:val="22"/>
         </w:rPr>
-        <w:t xml:space="preserve">     arbitrability of the dispute, he argued that the dispute does not call</w:t>
+        <w:t>arbitration. As far as objection regards non-binding nature of this</w:t>
       </w:r>
     </w:p>
     <w:p>
@@ -1375,7 +1306,7 @@
           <w:i w:val="0"/>
           <w:sz w:val="22"/>
         </w:rPr>
-        <w:t xml:space="preserve">     for a decision in rem as it is entirely between the parties to this</w:t>
+        <w:t>arbitration on the Respondent No.2, he invited my attention to the</w:t>
       </w:r>
     </w:p>
     <w:p>
@@ -1386,7 +1317,7 @@
           <w:i w:val="0"/>
           <w:sz w:val="22"/>
         </w:rPr>
-        <w:t xml:space="preserve">     arbitration. As far as objection regards non-binding nature of this</w:t>
+        <w:t>arbitration clause to show that all disputes between the parties are</w:t>
       </w:r>
     </w:p>
     <w:p>
@@ -1397,7 +1328,7 @@
           <w:i w:val="0"/>
           <w:sz w:val="22"/>
         </w:rPr>
-        <w:t xml:space="preserve">     arbitration on the Respondent No.2, he invited my attention to the</w:t>
+        <w:t>arbitrable. He relied on MSP Infrastructure Ltd. v. Madhya</w:t>
       </w:r>
     </w:p>
     <w:p>
@@ -1408,7 +1339,19 @@
           <w:i w:val="0"/>
           <w:sz w:val="22"/>
         </w:rPr>
-        <w:t xml:space="preserve">     arbitration clause to show that all disputes between the parties are</w:t>
+        <w:t>Pradesh Road Development Corporation Ltd. (2015) 13 SCC 713;</w:t>
+      </w:r>
+    </w:p>
+    <w:p/>
+    <w:p>
+      <w:r>
+        <w:rPr>
+          <w:rFonts w:ascii="Times New Roman" w:hAnsi="Times New Roman" w:eastAsia="Times New Roman"/>
+          <w:b w:val="0"/>
+          <w:i w:val="0"/>
+          <w:sz w:val="22"/>
+        </w:rPr>
+        <w:t>Vidyavati Construction Co. v. Union of India  (2025) 5 SCC  347;</w:t>
       </w:r>
     </w:p>
     <w:p>
@@ -1419,7 +1362,7 @@
           <w:i w:val="0"/>
           <w:sz w:val="22"/>
         </w:rPr>
-        <w:t xml:space="preserve">     arbitrable. He relied on MSP Infrastructure Ltd. v. Madhya</w:t>
+        <w:t>Prasun Roy v. Calcutta Metropolitan Development Authority &amp;</w:t>
       </w:r>
     </w:p>
     <w:p>
@@ -1430,20 +1373,7 @@
           <w:i w:val="0"/>
           <w:sz w:val="22"/>
         </w:rPr>
-        <w:t xml:space="preserve">     Pradesh Road Development Corporation Ltd. (2015) 13 SCC 713 ;</w:t>
-      </w:r>
-    </w:p>
-    <w:p/>
-    <w:p>
-      <w:r>
-        <w:rPr>
-          <w:rFonts w:ascii="Times New Roman" w:hAnsi="Times New Roman" w:eastAsia="Times New Roman"/>
-          <w:b/>
-          <w:i w:val="0"/>
-          <w:color w:val="8B2E2E"/>
-          <w:sz w:val="26"/>
-        </w:rPr>
-        <w:t>Page 6 of 13</w:t>
+        <w:t>Anr. (1987) 4 SCC 217; Agri Gold Exims Ltd. v. Sri Lakshmi Knits</w:t>
       </w:r>
     </w:p>
     <w:p>
@@ -1454,7 +1384,7 @@
           <w:i w:val="0"/>
           <w:sz w:val="22"/>
         </w:rPr>
-        <w:t>Vidyavati Construction Co. v. Union of India (2025) 5 SCC 347 ;</w:t>
+        <w:t>&amp; Wovens &amp; Ors.  (2007) 3 SCC 686; Ajay Madusudan Patel v.</w:t>
       </w:r>
     </w:p>
     <w:p>
@@ -1465,7 +1395,7 @@
           <w:i w:val="0"/>
           <w:sz w:val="22"/>
         </w:rPr>
-        <w:t xml:space="preserve">     Prasun Roy v. Calcutta Metropolitan Development Authority &amp;</w:t>
+        <w:t>Jyotrindra S. Patel (2025) 2 SCC 147.</w:t>
       </w:r>
     </w:p>
     <w:p>
@@ -1476,7 +1406,7 @@
           <w:i w:val="0"/>
           <w:sz w:val="22"/>
         </w:rPr>
-        <w:t xml:space="preserve">     Anr. (1987) 4 SCC 217 ; Agri Gold Exims Ltd. v. Sri Lakshmi Knits</w:t>
+        <w:t>8. Advocate Noorani, on behalf of the original Claimant, adopted the</w:t>
       </w:r>
     </w:p>
     <w:p>
@@ -1487,7 +1417,7 @@
           <w:i w:val="0"/>
           <w:sz w:val="22"/>
         </w:rPr>
-        <w:t xml:space="preserve">     &amp; Wovens &amp; Ors. (2007) 3 SCC 686; Ajay Madusudan Patel v.</w:t>
+        <w:t>arguments of Advocate Kotwal, and further went on to add that</w:t>
       </w:r>
     </w:p>
     <w:p>
@@ -1498,7 +1428,7 @@
           <w:i w:val="0"/>
           <w:sz w:val="22"/>
         </w:rPr>
-        <w:t xml:space="preserve">     Jyotrindra S. Patel (2025) 2 SCC 147.</w:t>
+        <w:t>the  Respondent  No.2  is  in  fact  party  to  the  Joint  Venture</w:t>
       </w:r>
     </w:p>
     <w:p>
@@ -1509,7 +1439,7 @@
           <w:i w:val="0"/>
           <w:sz w:val="22"/>
         </w:rPr>
-        <w:t>8.   Advocate Noorani, on behalf of the original Claimant, adopted the</w:t>
+        <w:t>Agreement dated 25.04.2014, and that she is a Power of Attorney</w:t>
       </w:r>
     </w:p>
     <w:p>
@@ -1520,7 +1450,7 @@
           <w:i w:val="0"/>
           <w:sz w:val="22"/>
         </w:rPr>
-        <w:t xml:space="preserve">     arguments of Advocate Kotwal, and further went on to add that</w:t>
+        <w:t>of her husband, and jointly has 37.85% share in the Agreement of</w:t>
       </w:r>
     </w:p>
     <w:p>
@@ -1531,7 +1461,7 @@
           <w:i w:val="0"/>
           <w:sz w:val="22"/>
         </w:rPr>
-        <w:t xml:space="preserve">     the Respondent No.2 is in fact party to the Joint Venture</w:t>
+        <w:t>Partnership namely M/s. PVM Associates. He further submitted</w:t>
       </w:r>
     </w:p>
     <w:p>
@@ -1542,7 +1472,7 @@
           <w:i w:val="0"/>
           <w:sz w:val="22"/>
         </w:rPr>
-        <w:t xml:space="preserve">     Agreement dated 25.04.2014, and that she is a Power of Attorney</w:t>
+        <w:t>that the arbitration clause of the said agreement clearly binds the</w:t>
       </w:r>
     </w:p>
     <w:p>
@@ -1553,7 +1483,7 @@
           <w:i w:val="0"/>
           <w:sz w:val="22"/>
         </w:rPr>
-        <w:t xml:space="preserve">     of her husband, and jointly has 37.85% share in the Agreement of</w:t>
+        <w:t>parties,  and  that  the  term  Vendors  mentioned  in  the  said</w:t>
       </w:r>
     </w:p>
     <w:p>
@@ -1564,7 +1494,7 @@
           <w:i w:val="0"/>
           <w:sz w:val="22"/>
         </w:rPr>
-        <w:t xml:space="preserve">     Partnership namely M/s. PVM Associates. He further submitted</w:t>
+        <w:t>agreement shall also include the wife i.e. Respondent No.2.</w:t>
       </w:r>
     </w:p>
     <w:p>
@@ -1575,7 +1505,7 @@
           <w:i w:val="0"/>
           <w:sz w:val="22"/>
         </w:rPr>
-        <w:t xml:space="preserve">     that the arbitration clause of the said agreement clearly binds the</w:t>
+        <w:t>9. I  have  considered  the  material  on  record  and  the  eloquent</w:t>
       </w:r>
     </w:p>
     <w:p>
@@ -1586,7 +1516,7 @@
           <w:i w:val="0"/>
           <w:sz w:val="22"/>
         </w:rPr>
-        <w:t xml:space="preserve">     parties, and that the term Vendors mentioned in the said</w:t>
+        <w:t>submissions of the Counsel appearing for the respective parties.</w:t>
       </w:r>
     </w:p>
     <w:p>
@@ -1597,7 +1527,7 @@
           <w:i w:val="0"/>
           <w:sz w:val="22"/>
         </w:rPr>
-        <w:t xml:space="preserve">     agreement shall also include the wife i.e. Respondent No.2.</w:t>
+        <w:t>Dealing with the submissions of Mr. Kotwal that objections raised</w:t>
       </w:r>
     </w:p>
     <w:p>
@@ -1608,7 +1538,7 @@
           <w:i w:val="0"/>
           <w:sz w:val="22"/>
         </w:rPr>
-        <w:t>9.   I have considered the material on record and the eloquent</w:t>
+        <w:t>in Section 16 cannot be raised at a belated stage by the Respondent</w:t>
       </w:r>
     </w:p>
     <w:p>
@@ -1619,55 +1549,10 @@
           <w:i w:val="0"/>
           <w:sz w:val="22"/>
         </w:rPr>
-        <w:t xml:space="preserve">     submissions of the Counsel appearing for the respective parties.</w:t>
-      </w:r>
-    </w:p>
-    <w:p>
-      <w:r>
-        <w:rPr>
-          <w:rFonts w:ascii="Times New Roman" w:hAnsi="Times New Roman" w:eastAsia="Times New Roman"/>
-          <w:b w:val="0"/>
-          <w:i w:val="0"/>
-          <w:sz w:val="22"/>
-        </w:rPr>
-        <w:t xml:space="preserve">     Dealing with the submissions of Mr. Kotwal that objections raised</w:t>
-      </w:r>
-    </w:p>
-    <w:p>
-      <w:r>
-        <w:rPr>
-          <w:rFonts w:ascii="Times New Roman" w:hAnsi="Times New Roman" w:eastAsia="Times New Roman"/>
-          <w:b w:val="0"/>
-          <w:i w:val="0"/>
-          <w:sz w:val="22"/>
-        </w:rPr>
-        <w:t xml:space="preserve">     in Section 16 cannot be raised at a belated stage by the Respondent</w:t>
-      </w:r>
-    </w:p>
-    <w:p>
-      <w:r>
-        <w:rPr>
-          <w:rFonts w:ascii="Times New Roman" w:hAnsi="Times New Roman" w:eastAsia="Times New Roman"/>
-          <w:b w:val="0"/>
-          <w:i w:val="0"/>
-          <w:sz w:val="22"/>
-        </w:rPr>
-        <w:t xml:space="preserve">     No.2 for not having raised at the time of presenting the defence.</w:t>
+        <w:t>No.2 for not having raised at the time of presenting the defence.</w:t>
       </w:r>
     </w:p>
     <w:p/>
-    <w:p>
-      <w:r>
-        <w:rPr>
-          <w:rFonts w:ascii="Times New Roman" w:hAnsi="Times New Roman" w:eastAsia="Times New Roman"/>
-          <w:b/>
-          <w:i w:val="0"/>
-          <w:color w:val="8B2E2E"/>
-          <w:sz w:val="26"/>
-        </w:rPr>
-        <w:t>Page 7 of 13</w:t>
-      </w:r>
-    </w:p>
     <w:p>
       <w:r>
         <w:rPr>
@@ -1687,7 +1572,7 @@
           <w:i w:val="0"/>
           <w:sz w:val="22"/>
         </w:rPr>
-        <w:t xml:space="preserve">      Statement of Defence to the Statement of Claim was filed jointly by</w:t>
+        <w:t>Statement of Defence to the Statement of Claim was filed jointly by</w:t>
       </w:r>
     </w:p>
     <w:p>
@@ -1698,7 +1583,7 @@
           <w:i w:val="0"/>
           <w:sz w:val="22"/>
         </w:rPr>
-        <w:t xml:space="preserve">      the Respondent Nos. 1, 2 and 3 dated 07.03.2025. The objection as</w:t>
+        <w:t>the Respondent Nos. 1, 2 and 3 dated 07.03.2025. The objection as</w:t>
       </w:r>
     </w:p>
     <w:p>
@@ -1709,7 +1594,7 @@
           <w:i w:val="0"/>
           <w:sz w:val="22"/>
         </w:rPr>
-        <w:t xml:space="preserve">      regards non-arbitrability has been raised as a preliminary objection</w:t>
+        <w:t>regards non-arbitrability has been raised as a preliminary objection</w:t>
       </w:r>
     </w:p>
     <w:p>
@@ -1720,7 +1605,7 @@
           <w:i w:val="0"/>
           <w:sz w:val="22"/>
         </w:rPr>
-        <w:t xml:space="preserve">      at Para B. It has to be borne in mind that the Tribunal persuaded</w:t>
+        <w:t>at Para B. It has to be borne in mind that the Tribunal persuaded</w:t>
       </w:r>
     </w:p>
     <w:p>
@@ -1731,7 +1616,7 @@
           <w:i w:val="0"/>
           <w:sz w:val="22"/>
         </w:rPr>
-        <w:t xml:space="preserve">      the parties concerned to amicably settle the matter. It is pursuant</w:t>
+        <w:t>the parties concerned to amicably settle the matter. It is pursuant</w:t>
       </w:r>
     </w:p>
     <w:p>
@@ -1742,7 +1627,7 @@
           <w:i w:val="0"/>
           <w:sz w:val="22"/>
         </w:rPr>
-        <w:t xml:space="preserve">      to the request of this Tribunal that the Claimant engaged in</w:t>
+        <w:t>to the request of this Tribunal that the  Claimant  engaged in</w:t>
       </w:r>
     </w:p>
     <w:p>
@@ -1753,7 +1638,7 @@
           <w:i w:val="0"/>
           <w:sz w:val="22"/>
         </w:rPr>
-        <w:t xml:space="preserve">      settlement talks with Respondent Nos. 1, 2 and 3 and the</w:t>
+        <w:t>settlement  talks  with  Respondent  Nos.  1,  2  and  3 and  the</w:t>
       </w:r>
     </w:p>
     <w:p>
@@ -1764,7 +1649,7 @@
           <w:i w:val="0"/>
           <w:sz w:val="22"/>
         </w:rPr>
-        <w:t xml:space="preserve">      Respondent No.4. The records further bare that the parties had</w:t>
+        <w:t>Respondent No.4. The records further bare that the parties had</w:t>
       </w:r>
     </w:p>
     <w:p>
@@ -1775,7 +1660,7 @@
           <w:i w:val="0"/>
           <w:sz w:val="22"/>
         </w:rPr>
-        <w:t xml:space="preserve">      made a sincere effort and required a number of sittings. The</w:t>
+        <w:t>made a sincere effort and required a number of sittings. The</w:t>
       </w:r>
     </w:p>
     <w:p>
@@ -1786,7 +1671,7 @@
           <w:i w:val="0"/>
           <w:sz w:val="22"/>
         </w:rPr>
-        <w:t xml:space="preserve">      participation of the Respondent No.2 in these proceedings and the</w:t>
+        <w:t>participation of the Respondent No.2 in these proceedings and the</w:t>
       </w:r>
     </w:p>
     <w:p>
@@ -1797,7 +1682,7 @@
           <w:i w:val="0"/>
           <w:sz w:val="22"/>
         </w:rPr>
-        <w:t xml:space="preserve">      settlement talks cannot be considered adversely against them, and</w:t>
+        <w:t>settlement talks cannot be considered adversely against them, and</w:t>
       </w:r>
     </w:p>
     <w:p>
@@ -1808,7 +1693,7 @@
           <w:i w:val="0"/>
           <w:sz w:val="22"/>
         </w:rPr>
-        <w:t xml:space="preserve">      it will be unfair to treat the said participation as a waiver rendering</w:t>
+        <w:t>it will be unfair to treat the said participation as a waiver rendering</w:t>
       </w:r>
     </w:p>
     <w:p>
@@ -1819,7 +1704,7 @@
           <w:i w:val="0"/>
           <w:sz w:val="22"/>
         </w:rPr>
-        <w:t xml:space="preserve">      them incapable of filing objections under Section 16. The Tribunal</w:t>
+        <w:t>them incapable of filing objections under Section 16. The Tribunal</w:t>
       </w:r>
     </w:p>
     <w:p>
@@ -1830,7 +1715,7 @@
           <w:i w:val="0"/>
           <w:sz w:val="22"/>
         </w:rPr>
-        <w:t xml:space="preserve">      therefore rejects the objections as regards maintainability of</w:t>
+        <w:t>therefore  rejects  the  objections  as  regards  maintainability  of</w:t>
       </w:r>
     </w:p>
     <w:p>
@@ -1841,7 +1726,7 @@
           <w:i w:val="0"/>
           <w:sz w:val="22"/>
         </w:rPr>
-        <w:t xml:space="preserve">      objections under Section 16.</w:t>
+        <w:t>objections under Section 16.</w:t>
       </w:r>
     </w:p>
     <w:p>
@@ -1852,7 +1737,7 @@
           <w:i w:val="0"/>
           <w:sz w:val="22"/>
         </w:rPr>
-        <w:t>10.   The next issue is as regards the Respondent No.2 not being a party</w:t>
+        <w:t>10. The next issue is as regards the Respondent No.2 not being a party</w:t>
       </w:r>
     </w:p>
     <w:p>
@@ -1863,7 +1748,7 @@
           <w:i w:val="0"/>
           <w:sz w:val="22"/>
         </w:rPr>
-        <w:t xml:space="preserve">      to the AOA dated 01.04.2013 and as such not being bound by this</w:t>
+        <w:t>to the AOA dated 01.04.2013 and as such not being bound by this</w:t>
       </w:r>
     </w:p>
     <w:p>
@@ -1874,7 +1759,7 @@
           <w:i w:val="0"/>
           <w:sz w:val="22"/>
         </w:rPr>
-        <w:t xml:space="preserve">      arbitration.</w:t>
+        <w:t>arbitration.</w:t>
       </w:r>
     </w:p>
     <w:p/>
@@ -1882,12 +1767,11 @@
       <w:r>
         <w:rPr>
           <w:rFonts w:ascii="Times New Roman" w:hAnsi="Times New Roman" w:eastAsia="Times New Roman"/>
-          <w:b/>
+          <w:b w:val="0"/>
           <w:i w:val="0"/>
-          <w:color w:val="8B2E2E"/>
-          <w:sz w:val="26"/>
+          <w:sz w:val="22"/>
         </w:rPr>
-        <w:t>Page 8 of 13</w:t>
+        <w:t>11. It is noted that vide Application under Section 16, it is the case of</w:t>
       </w:r>
     </w:p>
     <w:p>
@@ -1898,7 +1782,7 @@
           <w:i w:val="0"/>
           <w:sz w:val="22"/>
         </w:rPr>
-        <w:t>11.   It is noted that vide Application under Section 16, it is the case of</w:t>
+        <w:t>the  Respondent  No.2  that  she  was  married  to  late  Pacoale</w:t>
       </w:r>
     </w:p>
     <w:p>
@@ -1909,7 +1793,7 @@
           <w:i w:val="0"/>
           <w:sz w:val="22"/>
         </w:rPr>
-        <w:t xml:space="preserve">      the Respondent No.2 that she was married to late Pacoale</w:t>
+        <w:t>Trinidade under the regime of communion of assets, and being a</w:t>
       </w:r>
     </w:p>
     <w:p>
@@ -1920,7 +1804,7 @@
           <w:i w:val="0"/>
           <w:sz w:val="22"/>
         </w:rPr>
-        <w:t xml:space="preserve">      Trinidade under the regime of communion of assets, and being a</w:t>
+        <w:t>moiety holder was a co-holder of the subject-property, and that the</w:t>
       </w:r>
     </w:p>
     <w:p>
@@ -1931,7 +1815,7 @@
           <w:i w:val="0"/>
           <w:sz w:val="22"/>
         </w:rPr>
-        <w:t xml:space="preserve">      moiety holder was a co-holder of the subject-property, and that the</w:t>
+        <w:t>rights, entitlement, title, interest of Respondent No.2 were never a</w:t>
       </w:r>
     </w:p>
     <w:p>
@@ -1942,7 +1826,7 @@
           <w:i w:val="0"/>
           <w:sz w:val="22"/>
         </w:rPr>
-        <w:t xml:space="preserve">      rights, entitlement, title, interest of Respondent No.2 were never a</w:t>
+        <w:t>subject-matter of the AOA. It has also been pleaded that being so,</w:t>
       </w:r>
     </w:p>
     <w:p>
@@ -1953,7 +1837,7 @@
           <w:i w:val="0"/>
           <w:sz w:val="22"/>
         </w:rPr>
-        <w:t xml:space="preserve">      subject-matter of the AOA. It has also been pleaded that being so,</w:t>
+        <w:t>the interest, rights and title of the Respondent No.2 cannot be</w:t>
       </w:r>
     </w:p>
     <w:p>
@@ -1964,7 +1848,7 @@
           <w:i w:val="0"/>
           <w:sz w:val="22"/>
         </w:rPr>
-        <w:t xml:space="preserve">      the interest, rights and title of the Respondent No.2 cannot be</w:t>
+        <w:t>considered as the subject-matter of this arbitration.  The Tribunal</w:t>
       </w:r>
     </w:p>
     <w:p>
@@ -1975,7 +1859,7 @@
           <w:i w:val="0"/>
           <w:sz w:val="22"/>
         </w:rPr>
-        <w:t xml:space="preserve">      considered as the subject-matter of this arbitration. The Tribunal</w:t>
+        <w:t>finds no merits in this argument. In terms of Section 15 of the</w:t>
       </w:r>
     </w:p>
     <w:p>
@@ -1986,7 +1870,7 @@
           <w:i w:val="0"/>
           <w:sz w:val="22"/>
         </w:rPr>
-        <w:t xml:space="preserve">      finds no merits in this argument. In terms of Section 15 of the</w:t>
+        <w:t>Portuguese Commercial Code, the husband being the</w:t>
       </w:r>
     </w:p>
     <w:p>
@@ -1997,7 +1881,7 @@
           <w:i w:val="0"/>
           <w:sz w:val="22"/>
         </w:rPr>
-        <w:t xml:space="preserve">      Portuguese    Commercial      Code,    the   husband     being   the</w:t>
+        <w:t>administrator of the property can deal with the co-ownership</w:t>
       </w:r>
     </w:p>
     <w:p>
@@ -2008,7 +1892,7 @@
           <w:i w:val="0"/>
           <w:sz w:val="22"/>
         </w:rPr>
-        <w:t xml:space="preserve">      administrator of the property can deal with the co-ownership</w:t>
+        <w:t>property i.e. even the portion belonging to the moiety for any</w:t>
       </w:r>
     </w:p>
     <w:p>
@@ -2019,7 +1903,7 @@
           <w:i w:val="0"/>
           <w:sz w:val="22"/>
         </w:rPr>
-        <w:t xml:space="preserve">      property i.e. even the portion belonging to the moiety for any</w:t>
+        <w:t>business / commercial aspect if the transaction is for, on behalf and</w:t>
       </w:r>
     </w:p>
     <w:p>
@@ -2030,7 +1914,7 @@
           <w:i w:val="0"/>
           <w:sz w:val="22"/>
         </w:rPr>
-        <w:t xml:space="preserve">      business / commercial aspect if the transaction is for, on behalf and</w:t>
+        <w:t>for the benefit of the family. In such an eventuality, the consent on</w:t>
       </w:r>
     </w:p>
     <w:p>
@@ -2041,7 +1925,7 @@
           <w:i w:val="0"/>
           <w:sz w:val="22"/>
         </w:rPr>
-        <w:t xml:space="preserve">      for the benefit of the family. In such an eventuality, the consent on</w:t>
+        <w:t>behalf of the wife is deemed. Reference may be made to the</w:t>
       </w:r>
     </w:p>
     <w:p>
@@ -2052,7 +1936,7 @@
           <w:i w:val="0"/>
           <w:sz w:val="22"/>
         </w:rPr>
-        <w:t xml:space="preserve">      behalf of the wife is deemed. Reference may be made to the</w:t>
+        <w:t>judgment reported in  the case of Antoneta Cicilia Fernandes v.</w:t>
       </w:r>
     </w:p>
     <w:p>
@@ -2063,7 +1947,7 @@
           <w:i w:val="0"/>
           <w:sz w:val="22"/>
         </w:rPr>
-        <w:t xml:space="preserve">      judgment reported in the case of Antoneta Cicilia Fernandes v.</w:t>
+        <w:t>Rita Maria Fernandes &amp; Ors, 1996 (3) Bom.C.R 10.</w:t>
       </w:r>
     </w:p>
     <w:p>
@@ -2074,7 +1958,7 @@
           <w:i w:val="0"/>
           <w:sz w:val="22"/>
         </w:rPr>
-        <w:t xml:space="preserve">      Rita Maria Fernandes &amp; Ors, 1996 (3) Bom.C.R 10.</w:t>
+        <w:t>• From the records before the Tribunal, it is clear that</w:t>
       </w:r>
     </w:p>
     <w:p>
@@ -2085,7 +1969,7 @@
           <w:i w:val="0"/>
           <w:sz w:val="22"/>
         </w:rPr>
-        <w:t xml:space="preserve">      •      From the records before the Tribunal, it is clear that</w:t>
+        <w:t>Respondent No.2 is a veritable party. Respondent No.2</w:t>
       </w:r>
     </w:p>
     <w:p>
@@ -2096,33 +1980,10 @@
           <w:i w:val="0"/>
           <w:sz w:val="22"/>
         </w:rPr>
-        <w:t xml:space="preserve">             Respondent No.2 is a veritable party. Respondent No.2</w:t>
-      </w:r>
-    </w:p>
-    <w:p>
-      <w:r>
-        <w:rPr>
-          <w:rFonts w:ascii="Times New Roman" w:hAnsi="Times New Roman" w:eastAsia="Times New Roman"/>
-          <w:b w:val="0"/>
-          <w:i w:val="0"/>
-          <w:sz w:val="22"/>
-        </w:rPr>
-        <w:t xml:space="preserve">             coupled with Respondent Nos. 1 and 3 have filed a common</w:t>
+        <w:t>coupled with Respondent Nos. 1 and 3 have filed a common</w:t>
       </w:r>
     </w:p>
     <w:p/>
-    <w:p>
-      <w:r>
-        <w:rPr>
-          <w:rFonts w:ascii="Times New Roman" w:hAnsi="Times New Roman" w:eastAsia="Times New Roman"/>
-          <w:b/>
-          <w:i w:val="0"/>
-          <w:color w:val="8B2E2E"/>
-          <w:sz w:val="26"/>
-        </w:rPr>
-        <w:t>Page 9 of 13</w:t>
-      </w:r>
-    </w:p>
     <w:p>
       <w:r>
         <w:rPr>
@@ -2142,7 +2003,7 @@
           <w:i w:val="0"/>
           <w:sz w:val="22"/>
         </w:rPr>
-        <w:t xml:space="preserve">             Respondent No.2 pleading ignorance of the arbitration</w:t>
+        <w:t>Respondent No.2 pleading ignorance of the arbitration</w:t>
       </w:r>
     </w:p>
     <w:p>
@@ -2153,7 +2014,7 @@
           <w:i w:val="0"/>
           <w:sz w:val="22"/>
         </w:rPr>
-        <w:t xml:space="preserve">             agreement and / or AOA dated 01.04.2013. There is no plea</w:t>
+        <w:t>agreement and / or AOA dated 01.04.2013. There is no plea</w:t>
       </w:r>
     </w:p>
     <w:p>
@@ -2164,7 +2025,7 @@
           <w:i w:val="0"/>
           <w:sz w:val="22"/>
         </w:rPr>
-        <w:t xml:space="preserve">             that Respondent No.2 had objected to the signing of the</w:t>
+        <w:t>that Respondent No.2 had objected to the signing of the</w:t>
       </w:r>
     </w:p>
     <w:p>
@@ -2175,7 +2036,7 @@
           <w:i w:val="0"/>
           <w:sz w:val="22"/>
         </w:rPr>
-        <w:t xml:space="preserve">             AOA by the late Pascoale. Respondent No.2 has also not</w:t>
+        <w:t>AOA by the late Pascoale. Respondent No.2 has also not</w:t>
       </w:r>
     </w:p>
     <w:p>
@@ -2186,7 +2047,7 @@
           <w:i w:val="0"/>
           <w:sz w:val="22"/>
         </w:rPr>
-        <w:t xml:space="preserve">             pleaded that the AOA in dispute is not a commercial</w:t>
+        <w:t>pleaded that the AOA in dispute is not a commercial</w:t>
       </w:r>
     </w:p>
     <w:p>
@@ -2197,7 +2058,7 @@
           <w:i w:val="0"/>
           <w:sz w:val="22"/>
         </w:rPr>
-        <w:t xml:space="preserve">             transaction and / or the same was not for the benefit for the</w:t>
+        <w:t>transaction and / or the same was not for the benefit for the</w:t>
       </w:r>
     </w:p>
     <w:p>
@@ -2208,7 +2069,7 @@
           <w:i w:val="0"/>
           <w:sz w:val="22"/>
         </w:rPr>
-        <w:t xml:space="preserve">             family of the late Pascoale. Further, it is clear that the</w:t>
+        <w:t>family of the late Pascoale.  Further, it is clear that the</w:t>
       </w:r>
     </w:p>
     <w:p>
@@ -2219,7 +2080,7 @@
           <w:i w:val="0"/>
           <w:sz w:val="22"/>
         </w:rPr>
-        <w:t xml:space="preserve">             Respondent No.2 is a party to Joint-Venture Agreement</w:t>
+        <w:t>Respondent No.2 is a party to Joint-Venture Agreement</w:t>
       </w:r>
     </w:p>
     <w:p>
@@ -2230,7 +2091,7 @@
           <w:i w:val="0"/>
           <w:sz w:val="22"/>
         </w:rPr>
-        <w:t xml:space="preserve">             25.04.2014, as also she is a power of attorney of her husband</w:t>
+        <w:t>25.04.2014, as also she is a power of attorney of her husband</w:t>
       </w:r>
     </w:p>
     <w:p>
@@ -2241,7 +2102,7 @@
           <w:i w:val="0"/>
           <w:sz w:val="22"/>
         </w:rPr>
-        <w:t xml:space="preserve">             and jointly has 37.85% share in Messrs PVN Associates.</w:t>
+        <w:t>and jointly has 37.85% share in Messrs PVN Associates.</w:t>
       </w:r>
     </w:p>
     <w:p>
@@ -2252,7 +2113,7 @@
           <w:i w:val="0"/>
           <w:sz w:val="22"/>
         </w:rPr>
-        <w:t>12.   The Tribunal will finally deal with the argument as regards non-</w:t>
+        <w:t>12. The Tribunal will finally deal with the argument as regards nonarbitrability as the dispute requires a decision in rem. It must be</w:t>
       </w:r>
     </w:p>
     <w:p>
@@ -2263,7 +2124,7 @@
           <w:i w:val="0"/>
           <w:sz w:val="22"/>
         </w:rPr>
-        <w:t xml:space="preserve">      arbitrability as the dispute requires a decision in rem. It must be</w:t>
+        <w:t>noted that a right in rem is a right which is exercised against the</w:t>
       </w:r>
     </w:p>
     <w:p>
@@ -2274,7 +2135,7 @@
           <w:i w:val="0"/>
           <w:sz w:val="22"/>
         </w:rPr>
-        <w:t xml:space="preserve">      noted that a right in rem is a right which is exercised against the</w:t>
+        <w:t>world at large, while a right in personam is an interest protected</w:t>
       </w:r>
     </w:p>
     <w:p>
@@ -2285,7 +2146,7 @@
           <w:i w:val="0"/>
           <w:sz w:val="22"/>
         </w:rPr>
-        <w:t xml:space="preserve">      world at large, while a right in personam is an interest protected</w:t>
+        <w:t>against certain specific individuals. If a dispute decides the rights</w:t>
       </w:r>
     </w:p>
     <w:p>
@@ -2296,7 +2157,7 @@
           <w:i w:val="0"/>
           <w:sz w:val="22"/>
         </w:rPr>
-        <w:t xml:space="preserve">      against certain specific individuals. If a dispute decides the rights</w:t>
+        <w:t>of the parties to an agreement, it is a dispute that decides rights in</w:t>
       </w:r>
     </w:p>
     <w:p>
@@ -2307,7 +2168,7 @@
           <w:i w:val="0"/>
           <w:sz w:val="22"/>
         </w:rPr>
-        <w:t xml:space="preserve">      of the parties to an agreement, it is a dispute that decides rights in</w:t>
+        <w:t>personam. Merely, because of the fact that while deciding such a</w:t>
       </w:r>
     </w:p>
     <w:p>
@@ -2318,42 +2179,7 @@
           <w:i w:val="0"/>
           <w:sz w:val="22"/>
         </w:rPr>
-        <w:t xml:space="preserve">      personam. Merely, because of the fact that while deciding such a</w:t>
-      </w:r>
-    </w:p>
-    <w:p>
-      <w:r>
-        <w:rPr>
-          <w:rFonts w:ascii="Times New Roman" w:hAnsi="Times New Roman" w:eastAsia="Times New Roman"/>
-          <w:b w:val="0"/>
-          <w:i w:val="0"/>
-          <w:sz w:val="22"/>
-        </w:rPr>
-        <w:t xml:space="preserve">      right in personam, the Tribunal has to dwell upon certain aspects</w:t>
-      </w:r>
-    </w:p>
-    <w:p/>
-    <w:p>
-      <w:r>
-        <w:rPr>
-          <w:rFonts w:ascii="Times New Roman" w:hAnsi="Times New Roman" w:eastAsia="Times New Roman"/>
-          <w:b/>
-          <w:i w:val="0"/>
-          <w:color w:val="8B2E2E"/>
-          <w:sz w:val="26"/>
-        </w:rPr>
-        <w:t>Page 10 of 13</w:t>
-      </w:r>
-    </w:p>
-    <w:p>
-      <w:r>
-        <w:rPr>
-          <w:rFonts w:ascii="Times New Roman" w:hAnsi="Times New Roman" w:eastAsia="Times New Roman"/>
-          <w:b w:val="0"/>
-          <w:i w:val="0"/>
-          <w:sz w:val="22"/>
-        </w:rPr>
-        <w:t>which border, by inference, on declaration by rem will not make the</w:t>
+        <w:t>right in personam, the Tribunal has to dwell upon certain aspects which border, by inference, on declaration by rem will not make the</w:t>
       </w:r>
     </w:p>
     <w:p>
@@ -2375,7 +2201,7 @@
           <w:i w:val="0"/>
           <w:sz w:val="22"/>
         </w:rPr>
-        <w:t>•      There can’t be any quarrel with the proposition that</w:t>
+        <w:t>• There  can’t  be  any  quarrel  with  the  proposition  that</w:t>
       </w:r>
     </w:p>
     <w:p>
@@ -2386,7 +2212,7 @@
           <w:i w:val="0"/>
           <w:sz w:val="22"/>
         </w:rPr>
-        <w:t xml:space="preserve">       generally it is not within the jurisdiction of an arbitrator to</w:t>
+        <w:t>generally it is not within the jurisdiction of an arbitrator to</w:t>
       </w:r>
     </w:p>
     <w:p>
@@ -2397,7 +2223,7 @@
           <w:i w:val="0"/>
           <w:sz w:val="22"/>
         </w:rPr>
-        <w:t xml:space="preserve">       decide the rights in rem. This however, is not an inflexible</w:t>
+        <w:t>decide the rights in rem. This however, is not an inflexible</w:t>
       </w:r>
     </w:p>
     <w:p>
@@ -2408,7 +2234,7 @@
           <w:i w:val="0"/>
           <w:sz w:val="22"/>
         </w:rPr>
-        <w:t xml:space="preserve">       rule. It is an equally established principle of law that</w:t>
+        <w:t>rule. It is an equally established principle of law that</w:t>
       </w:r>
     </w:p>
     <w:p>
@@ -2419,7 +2245,7 @@
           <w:i w:val="0"/>
           <w:sz w:val="22"/>
         </w:rPr>
-        <w:t xml:space="preserve">       subordinate rights in personam arising out of rights in rem</w:t>
+        <w:t>subordinate rights in personam arising out of rights in rem</w:t>
       </w:r>
     </w:p>
     <w:p>
@@ -2430,7 +2256,7 @@
           <w:i w:val="0"/>
           <w:sz w:val="22"/>
         </w:rPr>
-        <w:t xml:space="preserve">       are arbitrable. At this juncture it would be worth quoting</w:t>
+        <w:t>are arbitrable. At this juncture it would be worth quoting</w:t>
       </w:r>
     </w:p>
     <w:p>
@@ -2441,7 +2267,7 @@
           <w:i w:val="0"/>
           <w:sz w:val="22"/>
         </w:rPr>
-        <w:t xml:space="preserve">       from the judgment of Vidya Drolia (supra):</w:t>
+        <w:t>from the judgment of Vidya Drolia (supra):</w:t>
       </w:r>
     </w:p>
     <w:p>
@@ -2452,7 +2278,7 @@
           <w:i w:val="0"/>
           <w:sz w:val="22"/>
         </w:rPr>
-        <w:t xml:space="preserve">              “48. A judgment in rem determines the status of a person</w:t>
+        <w:t>“48. A judgment in rem determines the status of a person</w:t>
       </w:r>
     </w:p>
     <w:p>
@@ -2463,7 +2289,7 @@
           <w:i w:val="0"/>
           <w:sz w:val="22"/>
         </w:rPr>
-        <w:t xml:space="preserve">              or thing as distinct from the particular interest in it of a</w:t>
+        <w:t>or thing as distinct from the particular interest in it of a</w:t>
       </w:r>
     </w:p>
     <w:p>
@@ -2474,7 +2300,7 @@
           <w:i w:val="0"/>
           <w:sz w:val="22"/>
         </w:rPr>
-        <w:t xml:space="preserve">              party to the litigation; and such a judgment is conclusive</w:t>
+        <w:t>party to the litigation; and such a judgment is conclusive</w:t>
       </w:r>
     </w:p>
     <w:p>
@@ -2485,7 +2311,7 @@
           <w:i w:val="0"/>
           <w:sz w:val="22"/>
         </w:rPr>
-        <w:t xml:space="preserve">              evidence for and against all persons whether parties,</w:t>
+        <w:t>evidence for and against all persons whether parties,</w:t>
       </w:r>
     </w:p>
     <w:p>
@@ -2496,7 +2322,7 @@
           <w:i w:val="0"/>
           <w:sz w:val="22"/>
         </w:rPr>
-        <w:t xml:space="preserve">              privies or strangers of the matter actually decided. Such a</w:t>
+        <w:t>privies or strangers of the matter actually decided. Such a</w:t>
       </w:r>
     </w:p>
     <w:p>
@@ -2507,7 +2333,7 @@
           <w:i w:val="0"/>
           <w:sz w:val="22"/>
         </w:rPr>
-        <w:t xml:space="preserve">              judgment “settles the destiny of the res itself” and binds</w:t>
+        <w:t>judgment “settles the destiny of the res itself” and binds</w:t>
       </w:r>
     </w:p>
     <w:p>
@@ -2518,7 +2344,7 @@
           <w:i w:val="0"/>
           <w:sz w:val="22"/>
         </w:rPr>
-        <w:t xml:space="preserve">              all persons claiming an interest in the property</w:t>
+        <w:t>all persons claiming an interest in the property</w:t>
       </w:r>
     </w:p>
     <w:p>
@@ -2529,7 +2355,7 @@
           <w:i w:val="0"/>
           <w:sz w:val="22"/>
         </w:rPr>
-        <w:t xml:space="preserve">              inconsistent with the judgment even though pronounced</w:t>
+        <w:t>inconsistent with the judgment even though pronounced</w:t>
       </w:r>
     </w:p>
     <w:p>
@@ -2540,7 +2366,7 @@
           <w:i w:val="0"/>
           <w:sz w:val="22"/>
         </w:rPr>
-        <w:t xml:space="preserve">              in their absence. [ G.C. Cheshire &amp; P.M. North, Private</w:t>
+        <w:t>in their absence. [ G.C. Cheshire &amp; P.M. North, Private</w:t>
       </w:r>
     </w:p>
     <w:p>
@@ -2551,7 +2377,7 @@
           <w:i w:val="0"/>
           <w:sz w:val="22"/>
         </w:rPr>
-        <w:t xml:space="preserve">              International Law, 12th Edn. by North &amp; Fawcett (Eds.)</w:t>
+        <w:t>International Law, 12th Edn. by North &amp; Fawcett (Eds.)</w:t>
       </w:r>
     </w:p>
     <w:p>
@@ -2562,7 +2388,7 @@
           <w:i w:val="0"/>
           <w:sz w:val="22"/>
         </w:rPr>
-        <w:t xml:space="preserve">              (London : Butterworths, 1992), p. 362.] By contrast, a</w:t>
+        <w:t>(London : Butterworths, 1992), p. 362.] By contrast, a</w:t>
       </w:r>
     </w:p>
     <w:p>
@@ -2573,7 +2399,7 @@
           <w:i w:val="0"/>
           <w:sz w:val="22"/>
         </w:rPr>
-        <w:t xml:space="preserve">              judgment in personam, “although it may concern a res,</w:t>
+        <w:t>judgment in personam, “although it may concern a res,</w:t>
       </w:r>
     </w:p>
     <w:p>
@@ -2584,7 +2410,7 @@
           <w:i w:val="0"/>
           <w:sz w:val="22"/>
         </w:rPr>
-        <w:t xml:space="preserve">              merely determines the rights of the litigants inter se to the</w:t>
+        <w:t>merely determines the rights of the litigants inter se to the</w:t>
       </w:r>
     </w:p>
     <w:p>
@@ -2595,22 +2421,10 @@
           <w:i w:val="0"/>
           <w:sz w:val="22"/>
         </w:rPr>
-        <w:t xml:space="preserve">              res”. [ G.C. Cheshire &amp; P.M. North, Private International</w:t>
+        <w:t>res”. [ G.C. Cheshire &amp; P.M. North, Private International</w:t>
       </w:r>
     </w:p>
     <w:p/>
-    <w:p>
-      <w:r>
-        <w:rPr>
-          <w:rFonts w:ascii="Times New Roman" w:hAnsi="Times New Roman" w:eastAsia="Times New Roman"/>
-          <w:b/>
-          <w:i w:val="0"/>
-          <w:color w:val="8B2E2E"/>
-          <w:sz w:val="26"/>
-        </w:rPr>
-        <w:t>Page 11 of 13</w:t>
-      </w:r>
-    </w:p>
     <w:p>
       <w:r>
         <w:rPr>
@@ -2630,7 +2444,7 @@
           <w:i w:val="0"/>
           <w:sz w:val="22"/>
         </w:rPr>
-        <w:t xml:space="preserve">                  Butterworths, 1992), p. 362.] Distinction between</w:t>
+        <w:t>Butterworths, 1992), p. 362.] Distinction between</w:t>
       </w:r>
     </w:p>
     <w:p>
@@ -2641,7 +2455,7 @@
           <w:i w:val="0"/>
           <w:sz w:val="22"/>
         </w:rPr>
-        <w:t xml:space="preserve">                  judgments in rem and judgments in personam turns on</w:t>
+        <w:t>judgments in rem and judgments in personam turns on</w:t>
       </w:r>
     </w:p>
     <w:p>
@@ -2652,7 +2466,7 @@
           <w:i w:val="0"/>
           <w:sz w:val="22"/>
         </w:rPr>
-        <w:t xml:space="preserve">                  their power as res judicata, [ G.C. Cheshire &amp; P.M. North,</w:t>
+        <w:t>their power as res judicata, [ G.C. Cheshire &amp; P.M. North,</w:t>
       </w:r>
     </w:p>
     <w:p>
@@ -2663,7 +2477,7 @@
           <w:i w:val="0"/>
           <w:sz w:val="22"/>
         </w:rPr>
-        <w:t xml:space="preserve">                  Private International Law, 12th Edn. by North &amp; Fawcett</w:t>
+        <w:t>Private International Law, 12th Edn. by North &amp; Fawcett</w:t>
       </w:r>
     </w:p>
     <w:p>
@@ -2674,7 +2488,7 @@
           <w:i w:val="0"/>
           <w:sz w:val="22"/>
         </w:rPr>
-        <w:t xml:space="preserve">                  (Eds.) (London : Butterworths, 1992).] i.e. judgment in</w:t>
+        <w:t>(Eds.) (London : Butterworths, 1992).] i.e. judgment in</w:t>
       </w:r>
     </w:p>
     <w:p>
@@ -2685,7 +2499,7 @@
           <w:i w:val="0"/>
           <w:sz w:val="22"/>
         </w:rPr>
-        <w:t xml:space="preserve">                  rem would operate as res judicata against the world, and</w:t>
+        <w:t>rem would operate as res judicata against the world, and</w:t>
       </w:r>
     </w:p>
     <w:p>
@@ -2696,7 +2510,7 @@
           <w:i w:val="0"/>
           <w:sz w:val="22"/>
         </w:rPr>
-        <w:t xml:space="preserve">                  judgment in personam would operate as res judicata only</w:t>
+        <w:t>judgment in personam would operate as res judicata only</w:t>
       </w:r>
     </w:p>
     <w:p>
@@ -2707,7 +2521,7 @@
           <w:i w:val="0"/>
           <w:sz w:val="22"/>
         </w:rPr>
-        <w:t xml:space="preserve">                  against the parties in dispute. Use of expressions “rights</w:t>
+        <w:t>against the parties in dispute. Use of expressions “rights</w:t>
       </w:r>
     </w:p>
     <w:p>
@@ -2718,7 +2532,7 @@
           <w:i w:val="0"/>
           <w:sz w:val="22"/>
         </w:rPr>
-        <w:t xml:space="preserve">                  in rem” and “rights in personam” may not be correct for</w:t>
+        <w:t>in rem” and “rights in personam” may not be correct for</w:t>
       </w:r>
     </w:p>
     <w:p>
@@ -2729,7 +2543,7 @@
           <w:i w:val="0"/>
           <w:sz w:val="22"/>
         </w:rPr>
-        <w:t xml:space="preserve">                  determining non-arbitrability because of the interplay</w:t>
+        <w:t>determining non-arbitrability because of the interplay</w:t>
       </w:r>
     </w:p>
     <w:p>
@@ -2740,7 +2554,7 @@
           <w:i w:val="0"/>
           <w:sz w:val="22"/>
         </w:rPr>
-        <w:t xml:space="preserve">                  between rights in rem and rights in personam. Many a</w:t>
+        <w:t>between rights in rem and rights in personam. Many a</w:t>
       </w:r>
     </w:p>
     <w:p>
@@ -2751,7 +2565,7 @@
           <w:i w:val="0"/>
           <w:sz w:val="22"/>
         </w:rPr>
-        <w:t xml:space="preserve">                  times, a right in rem results in an enforceable right in</w:t>
+        <w:t>times, a right in rem results in an enforceable right in</w:t>
       </w:r>
     </w:p>
     <w:p>
@@ -2762,7 +2576,7 @@
           <w:i w:val="0"/>
           <w:sz w:val="22"/>
         </w:rPr>
-        <w:t xml:space="preserve">                  personam. Booz Allen &amp; Hamilton Inc. [Booz Allen &amp;</w:t>
+        <w:t>personam. Booz Allen &amp; Hamilton Inc. [Booz Allen &amp;</w:t>
       </w:r>
     </w:p>
     <w:p>
@@ -2773,7 +2587,7 @@
           <w:i w:val="0"/>
           <w:sz w:val="22"/>
         </w:rPr>
-        <w:t xml:space="preserve">                  Hamilton Inc. v. SBI Home Finance Ltd., (2011) 5 SCC</w:t>
+        <w:t>Hamilton Inc. v. SBI Home Finance Ltd., (2011) 5 SCC</w:t>
       </w:r>
     </w:p>
     <w:p>
@@ -2784,7 +2598,7 @@
           <w:i w:val="0"/>
           <w:sz w:val="22"/>
         </w:rPr>
-        <w:t xml:space="preserve">                  532 : (2011) 2 SCC (Civ) 781] refers to the statement by</w:t>
+        <w:t>532 : (2011) 2 SCC (Civ) 781] refers to the statement by</w:t>
       </w:r>
     </w:p>
     <w:p>
@@ -2795,7 +2609,7 @@
           <w:i w:val="0"/>
           <w:sz w:val="22"/>
         </w:rPr>
-        <w:t xml:space="preserve">                  Mustill and Boyd that the subordinate rights in personam</w:t>
+        <w:t>Mustill and Boyd that the subordinate rights in personam</w:t>
       </w:r>
     </w:p>
     <w:p>
@@ -2806,7 +2620,7 @@
           <w:i w:val="0"/>
           <w:sz w:val="22"/>
         </w:rPr>
-        <w:t xml:space="preserve">                  derived from rights in rem can be ruled upon by the</w:t>
+        <w:t>derived from rights in rem can be ruled upon by the</w:t>
       </w:r>
     </w:p>
     <w:p>
@@ -2817,7 +2631,7 @@
           <w:i w:val="0"/>
           <w:sz w:val="22"/>
         </w:rPr>
-        <w:t xml:space="preserve">                  arbitrators, which is apposite. Therefore, a claim for</w:t>
+        <w:t>arbitrators, which is apposite. Therefore, a claim for</w:t>
       </w:r>
     </w:p>
     <w:p>
@@ -2828,7 +2642,7 @@
           <w:i w:val="0"/>
           <w:sz w:val="22"/>
         </w:rPr>
-        <w:t xml:space="preserve">                  infringement of copyright against a particular person is</w:t>
+        <w:t>infringement of copyright against a particular person is</w:t>
       </w:r>
     </w:p>
     <w:p>
@@ -2839,7 +2653,7 @@
           <w:i w:val="0"/>
           <w:sz w:val="22"/>
         </w:rPr>
-        <w:t xml:space="preserve">                  arbitrable, though in some manner the arbitrator would</w:t>
+        <w:t>arbitrable, though in some manner the arbitrator would</w:t>
       </w:r>
     </w:p>
     <w:p>
@@ -2850,7 +2664,7 @@
           <w:i w:val="0"/>
           <w:sz w:val="22"/>
         </w:rPr>
-        <w:t xml:space="preserve">                  examine the right to copyright, a right in rem. Arbitration</w:t>
+        <w:t>examine the right to copyright, a right in rem. Arbitration</w:t>
       </w:r>
     </w:p>
     <w:p>
@@ -2861,7 +2675,7 @@
           <w:i w:val="0"/>
           <w:sz w:val="22"/>
         </w:rPr>
-        <w:t xml:space="preserve">                  by necessary implication excludes actions in rem.”</w:t>
+        <w:t>by necessary implication excludes actions in rem.”</w:t>
       </w:r>
     </w:p>
     <w:p>
@@ -2872,7 +2686,7 @@
           <w:i w:val="0"/>
           <w:sz w:val="22"/>
         </w:rPr>
-        <w:t>13.   A look at the Statement of Claim clearly demonstrates that the</w:t>
+        <w:t>13. A look at the Statement of Claim clearly demonstrates that the</w:t>
       </w:r>
     </w:p>
     <w:p>
@@ -2883,20 +2697,7 @@
           <w:i w:val="0"/>
           <w:sz w:val="22"/>
         </w:rPr>
-        <w:t xml:space="preserve">      Claimant is seeking compensation / damages towards certain</w:t>
-      </w:r>
-    </w:p>
-    <w:p/>
-    <w:p>
-      <w:r>
-        <w:rPr>
-          <w:rFonts w:ascii="Times New Roman" w:hAnsi="Times New Roman" w:eastAsia="Times New Roman"/>
-          <w:b/>
-          <w:i w:val="0"/>
-          <w:color w:val="8B2E2E"/>
-          <w:sz w:val="26"/>
-        </w:rPr>
-        <w:t>Page 12 of 13</w:t>
+        <w:t>Claimant is seeking compensation / damages towards certain losses that has incurred by the Claimant. There is also a prayer for</w:t>
       </w:r>
     </w:p>
     <w:p>
@@ -2907,7 +2708,7 @@
           <w:i w:val="0"/>
           <w:sz w:val="22"/>
         </w:rPr>
-        <w:t>losses that has incurred by the Claimant. There is also a prayer for</w:t>
+        <w:t>partition and valuing the property. Certain other incidental claims</w:t>
       </w:r>
     </w:p>
     <w:p>
@@ -2918,7 +2719,7 @@
           <w:i w:val="0"/>
           <w:sz w:val="22"/>
         </w:rPr>
-        <w:t xml:space="preserve">      partition and valuing the property. Certain other incidental claims</w:t>
+        <w:t>are also being made. It is to be noted that the entire claim before</w:t>
       </w:r>
     </w:p>
     <w:p>
@@ -2929,7 +2730,7 @@
           <w:i w:val="0"/>
           <w:sz w:val="22"/>
         </w:rPr>
-        <w:t xml:space="preserve">      are also being made. It is to be noted that the entire claim before</w:t>
+        <w:t>this Tribunal is based on a dispute that has arisen between the</w:t>
       </w:r>
     </w:p>
     <w:p>
@@ -2940,7 +2741,7 @@
           <w:i w:val="0"/>
           <w:sz w:val="22"/>
         </w:rPr>
-        <w:t xml:space="preserve">      this Tribunal is based on a dispute that has arisen between the</w:t>
+        <w:t>parties stemming out of AOA dated 01.04.2013. Clause 35, which</w:t>
       </w:r>
     </w:p>
     <w:p>
@@ -2951,7 +2752,7 @@
           <w:i w:val="0"/>
           <w:sz w:val="22"/>
         </w:rPr>
-        <w:t xml:space="preserve">      parties stemming out of AOA dated 01.04.2013. Clause 35, which</w:t>
+        <w:t>is the arbitration clause in the said agreement, clearly demonstrates</w:t>
       </w:r>
     </w:p>
     <w:p>
@@ -2962,7 +2763,7 @@
           <w:i w:val="0"/>
           <w:sz w:val="22"/>
         </w:rPr>
-        <w:t xml:space="preserve">      is the arbitration clause in the said agreement, clearly demonstrates</w:t>
+        <w:t>that any dispute between the members of the association or</w:t>
       </w:r>
     </w:p>
     <w:p>
@@ -2973,7 +2774,7 @@
           <w:i w:val="0"/>
           <w:sz w:val="22"/>
         </w:rPr>
-        <w:t xml:space="preserve">      that any dispute between the members of the association or</w:t>
+        <w:t>between the members and the legal heirs of the association or</w:t>
       </w:r>
     </w:p>
     <w:p>
@@ -2984,7 +2785,7 @@
           <w:i w:val="0"/>
           <w:sz w:val="22"/>
         </w:rPr>
-        <w:t xml:space="preserve">      between the members and the legal heirs of the association or</w:t>
+        <w:t>between legal heirs themselves are to be adjudicated by an</w:t>
       </w:r>
     </w:p>
     <w:p>
@@ -2995,7 +2796,7 @@
           <w:i w:val="0"/>
           <w:sz w:val="22"/>
         </w:rPr>
-        <w:t xml:space="preserve">      between legal heirs themselves are to be adjudicated by an</w:t>
+        <w:t>arbitration.</w:t>
       </w:r>
     </w:p>
     <w:p>
@@ -3006,7 +2807,7 @@
           <w:i w:val="0"/>
           <w:sz w:val="22"/>
         </w:rPr>
-        <w:t xml:space="preserve">      arbitration.</w:t>
+        <w:t>14. To decide the dispute as raised by the Claimant, and consider the</w:t>
       </w:r>
     </w:p>
     <w:p>
@@ -3017,7 +2818,7 @@
           <w:i w:val="0"/>
           <w:sz w:val="22"/>
         </w:rPr>
-        <w:t>14.   To decide the dispute as raised by the Claimant, and consider the</w:t>
+        <w:t>various prayers as prayed for in their  Statement of Claim dated</w:t>
       </w:r>
     </w:p>
     <w:p>
@@ -3028,7 +2829,7 @@
           <w:i w:val="0"/>
           <w:sz w:val="22"/>
         </w:rPr>
-        <w:t xml:space="preserve">      various prayers as prayed for in their Statement of Claim dated</w:t>
+        <w:t>22.01.2025 there is no necessity to decide the title as regards the</w:t>
       </w:r>
     </w:p>
     <w:p>
@@ -3039,7 +2840,7 @@
           <w:i w:val="0"/>
           <w:sz w:val="22"/>
         </w:rPr>
-        <w:t xml:space="preserve">      22.01.2025 there is no necessity to decide the title as regards the</w:t>
+        <w:t>subject-property. The AOA clearly states that it was a commercial</w:t>
       </w:r>
     </w:p>
     <w:p>
@@ -3050,7 +2851,7 @@
           <w:i w:val="0"/>
           <w:sz w:val="22"/>
         </w:rPr>
-        <w:t xml:space="preserve">      subject-property. The AOA clearly states that it was a commercial</w:t>
+        <w:t>transaction between the parties thereto and the capital that has</w:t>
       </w:r>
     </w:p>
     <w:p>
@@ -3061,7 +2862,7 @@
           <w:i w:val="0"/>
           <w:sz w:val="22"/>
         </w:rPr>
-        <w:t xml:space="preserve">      transaction between the parties thereto and the capital that has</w:t>
+        <w:t>been contributed by each of the parties. The AOA further makes it</w:t>
       </w:r>
     </w:p>
     <w:p>
@@ -3072,7 +2873,7 @@
           <w:i w:val="0"/>
           <w:sz w:val="22"/>
         </w:rPr>
-        <w:t xml:space="preserve">      been contributed by each of the parties. The AOA further makes it</w:t>
+        <w:t>clear, the profit and loss ratio of the said parties. The claim as filed,</w:t>
       </w:r>
     </w:p>
     <w:p>
@@ -3083,7 +2884,7 @@
           <w:i w:val="0"/>
           <w:sz w:val="22"/>
         </w:rPr>
-        <w:t xml:space="preserve">      clear, the profit and loss ratio of the said parties. The claim as filed,</w:t>
+        <w:t>is to make good the losses, caused by the Respondent Nos. 1, 2 and</w:t>
       </w:r>
     </w:p>
     <w:p>
@@ -3094,7 +2895,7 @@
           <w:i w:val="0"/>
           <w:sz w:val="22"/>
         </w:rPr>
-        <w:t xml:space="preserve">      is to make good the losses, caused by the Respondent Nos. 1, 2 and</w:t>
+        <w:t>3 by their conduct as pleaded by the Claimant, although one of the</w:t>
       </w:r>
     </w:p>
     <w:p>
@@ -3105,7 +2906,7 @@
           <w:i w:val="0"/>
           <w:sz w:val="22"/>
         </w:rPr>
-        <w:t xml:space="preserve">      3 by their conduct as pleaded by the Claimant, although one of the</w:t>
+        <w:t>prayers asks for a partition. There is no prayer for declaration of title. The Tribunal is of the firm opinion that the present dispute</w:t>
       </w:r>
     </w:p>
     <w:p>
@@ -3116,20 +2917,7 @@
           <w:i w:val="0"/>
           <w:sz w:val="22"/>
         </w:rPr>
-        <w:t xml:space="preserve">      prayers asks for a partition. There is no prayer for declaration of</w:t>
-      </w:r>
-    </w:p>
-    <w:p/>
-    <w:p>
-      <w:r>
-        <w:rPr>
-          <w:rFonts w:ascii="Times New Roman" w:hAnsi="Times New Roman" w:eastAsia="Times New Roman"/>
-          <w:b/>
-          <w:i w:val="0"/>
-          <w:color w:val="8B2E2E"/>
-          <w:sz w:val="26"/>
-        </w:rPr>
-        <w:t>Page 13 of 13</w:t>
+        <w:t>can be decided without even touching upon the title to the said</w:t>
       </w:r>
     </w:p>
     <w:p>
@@ -3140,7 +2928,7 @@
           <w:i w:val="0"/>
           <w:sz w:val="22"/>
         </w:rPr>
-        <w:t>title. The Tribunal is of the firm opinion that the present dispute</w:t>
+        <w:t>property. As such, a decision to be given by this Tribunal will not</w:t>
       </w:r>
     </w:p>
     <w:p>
@@ -3151,7 +2939,7 @@
           <w:i w:val="0"/>
           <w:sz w:val="22"/>
         </w:rPr>
-        <w:t xml:space="preserve">      can be decided without even touching upon the title to the said</w:t>
+        <w:t>be a decision in rem. It shall decide the rights of the parties in</w:t>
       </w:r>
     </w:p>
     <w:p>
@@ -3162,7 +2950,7 @@
           <w:i w:val="0"/>
           <w:sz w:val="22"/>
         </w:rPr>
-        <w:t xml:space="preserve">      property. As such, a decision to be given by this Tribunal will not</w:t>
+        <w:t>personam. And as such, the Application under Section 16 is</w:t>
       </w:r>
     </w:p>
     <w:p>
@@ -3173,7 +2961,7 @@
           <w:i w:val="0"/>
           <w:sz w:val="22"/>
         </w:rPr>
-        <w:t xml:space="preserve">      be a decision in rem. It shall decide the rights of the parties in</w:t>
+        <w:t>dismissed.</w:t>
       </w:r>
     </w:p>
     <w:p>
@@ -3184,7 +2972,7 @@
           <w:i w:val="0"/>
           <w:sz w:val="22"/>
         </w:rPr>
-        <w:t xml:space="preserve">      personam. And as such, the Application under Section 16 is</w:t>
+        <w:t>15. The matter is now fixed for further proceedings on  13.06.2026 for</w:t>
       </w:r>
     </w:p>
     <w:p>
@@ -3195,7 +2983,7 @@
           <w:i w:val="0"/>
           <w:sz w:val="22"/>
         </w:rPr>
-        <w:t xml:space="preserve">      dismissed.</w:t>
+        <w:t>arguments on the Application under Section 17 filed by the</w:t>
       </w:r>
     </w:p>
     <w:p>
@@ -3206,7 +2994,7 @@
           <w:i w:val="0"/>
           <w:sz w:val="22"/>
         </w:rPr>
-        <w:t>15.   The matter is now fixed for further proceedings on 13.06.2026 for</w:t>
+        <w:t>Claimant as also the Respondent Nos. 1, 2 and 3.</w:t>
       </w:r>
     </w:p>
     <w:p>
@@ -3217,7 +3005,7 @@
           <w:i w:val="0"/>
           <w:sz w:val="22"/>
         </w:rPr>
-        <w:t xml:space="preserve">      arguments on the Application under Section 17 filed by the</w:t>
+        <w:t>Place: Panaji – Goa</w:t>
       </w:r>
     </w:p>
     <w:p>
@@ -3228,7 +3016,7 @@
           <w:i w:val="0"/>
           <w:sz w:val="22"/>
         </w:rPr>
-        <w:t xml:space="preserve">      Claimant as also the Respondent Nos. 1, 2 and 3.</w:t>
+        <w:t>Date: 01.05.2026</w:t>
       </w:r>
     </w:p>
     <w:p>
@@ -3239,7 +3027,7 @@
           <w:i w:val="0"/>
           <w:sz w:val="22"/>
         </w:rPr>
-        <w:t>Place: Panaji – Goa                           Sr. Adv. Nitin Sardessai</w:t>
+        <w:t>M.Rodriguez</w:t>
       </w:r>
     </w:p>
     <w:p>
@@ -3250,10 +3038,20 @@
           <w:i w:val="0"/>
           <w:sz w:val="22"/>
         </w:rPr>
-        <w:t>Date: 01.05.2026                                    Sole Arbitrator</w:t>
+        <w:t>Sr. Adv. Nitin Sardessai</w:t>
       </w:r>
     </w:p>
-    <w:p/>
+    <w:p>
+      <w:r>
+        <w:rPr>
+          <w:rFonts w:ascii="Times New Roman" w:hAnsi="Times New Roman" w:eastAsia="Times New Roman"/>
+          <w:b w:val="0"/>
+          <w:i w:val="0"/>
+          <w:sz w:val="22"/>
+        </w:rPr>
+        <w:t>Sole Arbitrator</w:t>
+      </w:r>
+    </w:p>
     <w:sectPr>
       <w:headerReference w:type="default" r:id="rId9"/>
       <w:footerReference w:type="default" r:id="rId10"/>
